--- a/9-交付管理/流程制度规范类文件/090101-交付管理制度.docx
+++ b/9-交付管理/流程制度规范类文件/090101-交付管理制度.docx
@@ -8532,7 +8532,7 @@
       <w:tblPr>
         <w:tblStyle w:val="21"/>
         <w:tblW w:w="0" w:type="auto"/>
-        <w:tblInd w:w="0" w:type="dxa"/>
+        <w:jc w:val="center"/>
         <w:tblBorders>
           <w:top w:val="single" w:color="auto" w:sz="4" w:space="0"/>
           <w:left w:val="single" w:color="auto" w:sz="4" w:space="0"/>
@@ -8572,6 +8572,9 @@
             <w:right w:w="108" w:type="dxa"/>
           </w:tblCellMar>
         </w:tblPrEx>
+        <w:trPr>
+          <w:jc w:val="center"/>
+        </w:trPr>
         <w:tc>
           <w:tcPr>
             <w:tcW w:w="1960" w:type="dxa"/>
@@ -8712,6 +8715,7 @@
         </w:tblPrEx>
         <w:trPr>
           <w:trHeight w:val="338" w:hRule="atLeast"/>
+          <w:jc w:val="center"/>
         </w:trPr>
         <w:tc>
           <w:tcPr>
@@ -8862,6 +8866,7 @@
         </w:tblPrEx>
         <w:trPr>
           <w:trHeight w:val="339" w:hRule="atLeast"/>
+          <w:jc w:val="center"/>
         </w:trPr>
         <w:tc>
           <w:tcPr>
@@ -8995,6 +9000,7 @@
         </w:tblPrEx>
         <w:trPr>
           <w:trHeight w:val="391" w:hRule="atLeast"/>
+          <w:jc w:val="center"/>
         </w:trPr>
         <w:tc>
           <w:tcPr>
@@ -9359,8 +9365,6 @@
         </w:rPr>
         <w:t xml:space="preserve">  </w:t>
       </w:r>
-      <w:bookmarkStart w:id="48" w:name="_GoBack"/>
-      <w:bookmarkEnd w:id="48"/>
       <w:r>
         <w:rPr>
           <w:rFonts w:ascii="宋体" w:hAnsi="宋体" w:eastAsia="宋体" w:cs="宋体"/>
@@ -9588,6 +9592,8 @@
         </w:rPr>
         <w:t>无</w:t>
       </w:r>
+      <w:bookmarkStart w:id="48" w:name="_GoBack"/>
+      <w:bookmarkEnd w:id="48"/>
     </w:p>
     <w:sectPr>
       <w:headerReference r:id="rId5" w:type="default"/>
